--- a/DOCUMENT/ДНЕВНИК.docx
+++ b/DOCUMENT/ДНЕВНИК.docx
@@ -470,6 +470,13 @@
         </w:rPr>
         <w:t xml:space="preserve"> </w:t>
       </w:r>
+      <w:r>
+        <w:rPr>
+          <w:sz w:val="28"/>
+          <w:szCs w:val="28"/>
+        </w:rPr>
+        <w:t xml:space="preserve">ООО </w:t>
+      </w:r>
       <w:proofErr w:type="spellStart"/>
       <w:r>
         <w:rPr>
@@ -479,6 +486,13 @@
         <w:t>МастерСофт</w:t>
       </w:r>
       <w:proofErr w:type="spellEnd"/>
+      <w:r>
+        <w:rPr>
+          <w:sz w:val="28"/>
+          <w:szCs w:val="28"/>
+        </w:rPr>
+        <w:t>-Сервис</w:t>
+      </w:r>
     </w:p>
     <w:p>
       <w:pPr>
@@ -497,6 +511,20 @@
           <w:szCs w:val="28"/>
         </w:rPr>
       </w:pPr>
+      <w:r>
+        <w:rPr>
+          <w:sz w:val="28"/>
+          <w:szCs w:val="28"/>
+        </w:rPr>
+        <w:t>Адрес организации</w:t>
+      </w:r>
+      <w:r>
+        <w:rPr>
+          <w:sz w:val="28"/>
+          <w:szCs w:val="28"/>
+        </w:rPr>
+        <w:t>:</w:t>
+      </w:r>
     </w:p>
     <w:p>
       <w:pPr>
@@ -511,7 +539,48 @@
           <w:sz w:val="28"/>
           <w:szCs w:val="28"/>
         </w:rPr>
-        <w:t>Адрес организации</w:t>
+        <w:t>Маклина ул., 40, Киров, Кировская обл., Россия, 610033</w:t>
+      </w:r>
+    </w:p>
+    <w:p>
+      <w:pPr>
+        <w:ind w:left="4962"/>
+        <w:rPr>
+          <w:sz w:val="28"/>
+          <w:szCs w:val="28"/>
+        </w:rPr>
+      </w:pPr>
+    </w:p>
+    <w:p>
+      <w:pPr>
+        <w:ind w:left="4962"/>
+        <w:rPr>
+          <w:sz w:val="28"/>
+          <w:szCs w:val="28"/>
+        </w:rPr>
+      </w:pPr>
+      <w:r>
+        <w:rPr>
+          <w:sz w:val="28"/>
+          <w:szCs w:val="28"/>
+        </w:rPr>
+        <w:t xml:space="preserve">Руководитель практики </w:t>
+      </w:r>
+    </w:p>
+    <w:p>
+      <w:pPr>
+        <w:ind w:left="4962"/>
+        <w:rPr>
+          <w:sz w:val="28"/>
+          <w:szCs w:val="28"/>
+        </w:rPr>
+      </w:pPr>
+      <w:r>
+        <w:rPr>
+          <w:sz w:val="28"/>
+          <w:szCs w:val="28"/>
+        </w:rPr>
+        <w:t>от организации</w:t>
       </w:r>
       <w:r>
         <w:rPr>
@@ -520,76 +589,19 @@
         </w:rPr>
         <w:t>:</w:t>
       </w:r>
-    </w:p>
-    <w:p>
-      <w:pPr>
-        <w:ind w:left="4962"/>
-        <w:rPr>
-          <w:sz w:val="28"/>
-          <w:szCs w:val="28"/>
-        </w:rPr>
-      </w:pPr>
-      <w:r>
-        <w:rPr>
-          <w:sz w:val="28"/>
-          <w:szCs w:val="28"/>
-        </w:rPr>
-        <w:t>Маклина ул., 40, Киров, Кировская обл., Россия, 610033</w:t>
-      </w:r>
-    </w:p>
-    <w:p>
-      <w:pPr>
-        <w:ind w:left="4962"/>
-        <w:rPr>
-          <w:sz w:val="28"/>
-          <w:szCs w:val="28"/>
-        </w:rPr>
-      </w:pPr>
-    </w:p>
-    <w:p>
-      <w:pPr>
-        <w:ind w:left="4962"/>
-        <w:rPr>
-          <w:sz w:val="28"/>
-          <w:szCs w:val="28"/>
-        </w:rPr>
-      </w:pPr>
-      <w:r>
-        <w:rPr>
-          <w:sz w:val="28"/>
-          <w:szCs w:val="28"/>
-        </w:rPr>
-        <w:t xml:space="preserve">Руководитель практики </w:t>
-      </w:r>
-    </w:p>
-    <w:p>
-      <w:pPr>
-        <w:ind w:left="4962"/>
-        <w:rPr>
-          <w:sz w:val="28"/>
-          <w:szCs w:val="28"/>
-        </w:rPr>
-      </w:pPr>
-      <w:r>
-        <w:rPr>
-          <w:sz w:val="28"/>
-          <w:szCs w:val="28"/>
-        </w:rPr>
-        <w:t>от организации</w:t>
-      </w:r>
-      <w:r>
-        <w:rPr>
-          <w:sz w:val="28"/>
-          <w:szCs w:val="28"/>
-        </w:rPr>
-        <w:t>:</w:t>
-      </w:r>
       <w:r>
         <w:rPr>
           <w:sz w:val="28"/>
           <w:szCs w:val="28"/>
         </w:rPr>
         <w:t xml:space="preserve"> </w:t>
+      </w:r>
+      <w:r>
+        <w:rPr>
+          <w:sz w:val="28"/>
+          <w:szCs w:val="28"/>
+        </w:rPr>
+        <w:t>Кузнецова Елизавета Сергеевна</w:t>
       </w:r>
     </w:p>
     <w:p>
@@ -2194,6 +2206,7 @@
   <w:style w:type="character" w:default="1" w:styleId="a0">
     <w:name w:val="Default Paragraph Font"/>
     <w:uiPriority w:val="1"/>
+    <w:semiHidden/>
     <w:unhideWhenUsed/>
   </w:style>
   <w:style w:type="table" w:default="1" w:styleId="a1">
